--- a/SERS_Sepsis_Spectral_Library/Simulation_Methods_and_Spectra_NAM_LPS_LTA.docx
+++ b/SERS_Sepsis_Spectral_Library/Simulation_Methods_and_Spectra_NAM_LPS_LTA.docx
@@ -19,7 +19,7 @@
           <w:i w:val="0"/>
           <w:sz w:val="22"/>
         </w:rPr>
-        <w:t>A record of the simulation work only. The comparison with the measured library spectra is in a separate document.</w:t>
+        <w:t>Software, settings, simulated spectra and the reasons for the fragment approach</w:t>
       </w:r>
     </w:p>
     <w:p>
@@ -29,32 +29,19 @@
           <w:i w:val="0"/>
           <w:sz w:val="18"/>
         </w:rPr>
-        <w:t>SERS Sepsis project, bulk-powder Raman spectral library. Version 1.0, 27 October 2026. Source files: C:\Users\sukes\Downloads\mtp (inventory in Section 11).</w:t>
+        <w:t>SERS Sepsis project, bulk-powder Raman spectral library. Version 1.0, 27 October 2026. Source files: C:\Users\sukes\Downloads\mtp (inventory in Section 10).</w:t>
       </w:r>
     </w:p>
-    <w:tbl>
-      <w:tblPr>
-        <w:tblStyle w:val="TableGrid"/>
-        <w:tblW w:type="auto" w:w="0"/>
-        <w:tblLook w:firstColumn="1" w:firstRow="1" w:lastColumn="0" w:lastRow="0" w:noHBand="0" w:noVBand="1" w:val="04A0"/>
-      </w:tblPr>
-      <w:tblGrid>
-        <w:gridCol w:w="10318"/>
-      </w:tblGrid>
-      <w:tr>
-        <w:tc>
-          <w:tcPr>
-            <w:tcW w:type="dxa" w:w="10318"/>
-            <w:shd w:val="clear" w:color="auto" w:fill="FDECEA"/>
-          </w:tcPr>
-          <w:p>
-            <w:r>
-              <w:t>Scope and honesty rules. This document reports what the files show. Where a setting is not written in the files it is marked "Not recorded" and not guessed. Only NAM was simulated as a whole molecule. LPS and LTA were simulated as separate fragments because the intact molecules are too large and variable to calculate (Section 7). A whole-LPS or whole-LTA spectrum was therefore never simulated, and the simulated "LPS" and "LTA" spectra in this work are combinations of fragment spectra.</w:t>
-            </w:r>
-          </w:p>
-        </w:tc>
-      </w:tr>
-    </w:tbl>
+    <w:p>
+      <w:r>
+        <w:rPr>
+          <w:b w:val="0"/>
+          <w:i w:val="0"/>
+          <w:sz w:val="20"/>
+        </w:rPr>
+        <w:t>This document records the simulation work only; the comparison with the measured spectra is in a separate document. Only NAM was calculated as a whole molecule. LPS and LTA were simulated as separate fragments because the intact molecules are too large and variable to calculate (Section 7), so no whole-LPS or whole-LTA spectrum was ever simulated and the simulated LPS and LTA spectra here are combinations of fragment spectra. Settings that are not written in the available files are given as Not recorded.</w:t>
+      </w:r>
+    </w:p>
     <w:p/>
     <w:p>
       <w:pPr>
@@ -1528,7 +1515,7 @@
           <w:b w:val="0"/>
           <w:i w:val="0"/>
         </w:rPr>
-        <w:t>What this gives and does not give: the result is a spectrum of an isolated molecule at rest in a vacuum or an implicit solvent. It does not include crystal packing, hydrogen bonding between molecules, the glass slide, laser heating, or anharmonic effects.</w:t>
+        <w:t>The result is the spectrum of an isolated molecule in a vacuum or an implicit solvent. It does not include crystal packing, hydrogen bonding between molecules, the glass slide, laser heating, or anharmonic effects.</w:t>
       </w:r>
     </w:p>
     <w:p>
@@ -4097,7 +4084,7 @@
           <w:b w:val="0"/>
           <w:i w:val="0"/>
         </w:rPr>
-        <w:t>The reasons below come from the project files, plus general facts that are marked as such.</w:t>
+        <w:t>The reasons below come from the project files; general points are marked as such.</w:t>
       </w:r>
     </w:p>
     <w:tbl>
@@ -4564,31 +4551,7 @@
         <w:pStyle w:val="Heading1"/>
       </w:pPr>
       <w:r>
-        <w:t>8. Corrections made to earlier statements</w:t>
-      </w:r>
-    </w:p>
-    <w:p>
-      <w:pPr>
-        <w:pStyle w:val="ListBullet"/>
-      </w:pPr>
-      <w:r>
-        <w:t>The comparison document (DFT_vs_Experimental_Comparison_NAM_LPS_LTA.docx, v1.0) said the LPS basis set was Not recorded and the LTA phosphate charge state Not recorded. The LPS documentation gives B3LYP/6-31G(d), and the LTA log shows a two-unit glycerol-phosphate dianion (charge -2). That document has been corrected to v1.1.</w:t>
-      </w:r>
-    </w:p>
-    <w:p>
-      <w:pPr>
-        <w:pStyle w:val="ListBullet"/>
-      </w:pPr>
-      <w:r>
-        <w:t>It also described the glycerol-phosphate fragment as a "neutral single unit". The files show a charged two-unit fragment.</w:t>
-      </w:r>
-    </w:p>
-    <w:p>
-      <w:pPr>
-        <w:pStyle w:val="Heading1"/>
-      </w:pPr>
-      <w:r>
-        <w:t>9. Limitations of the simulation work</w:t>
+        <w:t>8. Limitations of the simulation work</w:t>
       </w:r>
     </w:p>
     <w:p>
@@ -4644,7 +4607,7 @@
         <w:pStyle w:val="Heading1"/>
       </w:pPr>
       <w:r>
-        <w:t>10. How to repeat the calculation</w:t>
+        <w:t>9. How to repeat the calculation</w:t>
       </w:r>
     </w:p>
     <w:p>
@@ -4692,7 +4655,7 @@
         <w:pStyle w:val="Heading1"/>
       </w:pPr>
       <w:r>
-        <w:t>11. File inventory (all under C:\Users\sukes\Downloads\mtp unless stated)</w:t>
+        <w:t>10. File inventory (all under C:\Users\sukes\Downloads\mtp unless stated)</w:t>
       </w:r>
     </w:p>
     <w:tbl>

--- a/SERS_Sepsis_Spectral_Library/Simulation_Methods_and_Spectra_NAM_LPS_LTA.docx
+++ b/SERS_Sepsis_Spectral_Library/Simulation_Methods_and_Spectra_NAM_LPS_LTA.docx
@@ -264,12 +264,13 @@
             <w:tcW w:type="dxa" w:w="2608"/>
           </w:tcPr>
           <w:p>
-            <w:r/>
+            <w:r>
+              <w:t>Gaussian 16 Rev C.01</w:t>
+            </w:r>
             <w:r>
               <w:rPr>
                 <w:sz w:val="17"/>
               </w:rPr>
-              <w:t>Gaussian 16 Rev C.01 (final); Gaussian 09 Rev D.01 (earlier runs)</w:t>
             </w:r>
           </w:p>
         </w:tc>
@@ -761,50 +762,6 @@
                 <w:sz w:val="17"/>
               </w:rPr>
               <w:t>Revision C.01, EM64W-G16RevC.01, build date 30-May-2019, Windows 64-bit</w:t>
-            </w:r>
-          </w:p>
-        </w:tc>
-      </w:tr>
-      <w:tr>
-        <w:tc>
-          <w:tcPr>
-            <w:tcW w:type="dxa" w:w="1928"/>
-          </w:tcPr>
-          <w:p>
-            <w:r/>
-            <w:r>
-              <w:rPr>
-                <w:sz w:val="17"/>
-              </w:rPr>
-              <w:t>Gaussian 09</w:t>
-            </w:r>
-          </w:p>
-        </w:tc>
-        <w:tc>
-          <w:tcPr>
-            <w:tcW w:type="dxa" w:w="3969"/>
-          </w:tcPr>
-          <w:p>
-            <w:r/>
-            <w:r>
-              <w:rPr>
-                <w:sz w:val="17"/>
-              </w:rPr>
-              <w:t>Earlier NAM runs and the failed whole-LTA attempt</w:t>
-            </w:r>
-          </w:p>
-        </w:tc>
-        <w:tc>
-          <w:tcPr>
-            <w:tcW w:type="dxa" w:w="4309"/>
-          </w:tcPr>
-          <w:p>
-            <w:r/>
-            <w:r>
-              <w:rPr>
-                <w:sz w:val="17"/>
-              </w:rPr>
-              <w:t>Revision D.01, IA32W-G09RevD.01, 24-Apr-2013</w:t>
             </w:r>
           </w:p>
         </w:tc>
@@ -1396,7 +1353,7 @@
               <w:rPr>
                 <w:sz w:val="17"/>
               </w:rPr>
-              <w:t>NAM earlier run, Gaussian 09 (6-311+G(d,p)), laptop</w:t>
+              <w:t>NAM earlier run (6-311+G(d,p)), laptop</w:t>
             </w:r>
           </w:p>
         </w:tc>
@@ -1548,7 +1505,7 @@
         <w:pStyle w:val="Heading2"/>
       </w:pPr>
       <w:r>
-        <w:t>4.2 The four calculations that exist</w:t>
+        <w:t>4.2 The calculations that exist</w:t>
       </w:r>
     </w:p>
     <w:tbl>
@@ -1650,11 +1607,13 @@
         <w:tc>
           <w:tcPr>
             <w:tcW w:type="dxa" w:w="1134"/>
+            <w:shd w:val="clear" w:color="auto" w:fill="D9D9D9"/>
           </w:tcPr>
           <w:p>
             <w:r/>
             <w:r>
               <w:rPr>
+                <w:b/>
                 <w:sz w:val="17"/>
               </w:rPr>
               <w:t>A</w:t>
@@ -1664,25 +1623,29 @@
         <w:tc>
           <w:tcPr>
             <w:tcW w:type="dxa" w:w="3572"/>
+            <w:shd w:val="clear" w:color="auto" w:fill="D9D9D9"/>
           </w:tcPr>
           <w:p>
             <w:r/>
             <w:r>
               <w:rPr>
+                <w:b/>
                 <w:sz w:val="17"/>
               </w:rPr>
-              <w:t>Gaussian 09 D.01, B3LYP/6-311+G(d,p), opt freq=raman (PubChem conformer, laptop)</w:t>
+              <w:t>Gaussian, B3LYP/6-311+G(d,p), opt freq=raman (PubChem conformer, run on a laptop)</w:t>
             </w:r>
           </w:p>
         </w:tc>
         <w:tc>
           <w:tcPr>
             <w:tcW w:type="dxa" w:w="680"/>
+            <w:shd w:val="clear" w:color="auto" w:fill="D9D9D9"/>
           </w:tcPr>
           <w:p>
             <w:r/>
             <w:r>
               <w:rPr>
+                <w:b/>
                 <w:sz w:val="17"/>
               </w:rPr>
               <w:t>39</w:t>
@@ -1692,11 +1655,13 @@
         <w:tc>
           <w:tcPr>
             <w:tcW w:type="dxa" w:w="3288"/>
+            <w:shd w:val="clear" w:color="auto" w:fill="D9D9D9"/>
           </w:tcPr>
           <w:p>
             <w:r/>
             <w:r>
               <w:rPr>
+                <w:b/>
                 <w:sz w:val="17"/>
               </w:rPr>
               <w:t>Normal termination (x2); CPU time about 19 h</w:t>
@@ -1706,11 +1671,13 @@
         <w:tc>
           <w:tcPr>
             <w:tcW w:type="dxa" w:w="1531"/>
+            <w:shd w:val="clear" w:color="auto" w:fill="D9D9D9"/>
           </w:tcPr>
           <w:p>
             <w:r/>
             <w:r>
               <w:rPr>
+                <w:b/>
                 <w:sz w:val="17"/>
               </w:rPr>
               <w:t>Early run; not used</w:t>
@@ -4300,12 +4267,13 @@
             <w:tcW w:type="dxa" w:w="5783"/>
           </w:tcPr>
           <w:p>
-            <w:r/>
+            <w:r>
+              <w:t>A Gaussian job on a structure titled 137349712 (probably a PubChem CID, not confirmed; 124 atoms, C39 H70 N2 O13) at B3LYP/6-311++G(d,p) stopped after 2 seconds on 9 Feb 2026 with "Atoms too close" (two atoms 0.295 angstrom apart). The input coordinates are flat (z = 0.0 for all 124 atoms), i.e. a 2D drawing, not a 3D structure. No repeated attempt was found.</w:t>
+            </w:r>
             <w:r>
               <w:rPr>
                 <w:sz w:val="17"/>
               </w:rPr>
-              <w:t>A Gaussian 09 job on a structure titled 137349712 (probably a PubChem CID, not confirmed; 124 atoms, C39 H70 N2 O13) at B3LYP/6-311++G(d,p) stopped after 2 seconds on 9 Feb 2026 with "Atoms too close" (two atoms 0.295 angstrom apart). The input coordinates are flat (z = 0.0 for all 124 atoms), i.e. a 2D drawing, not a 3D structure. No repeated attempt was found.</w:t>
             </w:r>
           </w:p>
         </w:tc>
